--- a/GSK/public/Esercizi/04_Minute/[SPOILER] - Prompt di supporto – Esercizio 11 _Meeting‑Minutes Synthesizer_.docx
+++ b/GSK/public/Esercizi/04_Minute/[SPOILER] - Prompt di supporto – Esercizio 11 _Meeting‑Minutes Synthesizer_.docx
@@ -14,7 +14,7 @@
           <w:szCs w:val="46"/>
         </w:rPr>
       </w:pPr>
-      <w:bookmarkStart w:colFirst="0" w:colLast="0" w:name="_kw28ks8ehk44" w:id="0"/>
+      <w:bookmarkStart w:colFirst="0" w:colLast="0" w:name="_heading=h.cxlswfojusy8" w:id="0"/>
       <w:bookmarkEnd w:id="0"/>
       <w:r>
         <w:rPr>
@@ -23,7 +23,24 @@
           <w:szCs w:val="46"/>
           <w:rtl w:val="0"/>
         </w:rPr>
-        <w:t xml:space="preserve">Prompt di supporto – Esercizio 11 "Meeting‑Minutes Synthesizer"</w:t>
+        <w:t xml:space="preserve">Prompt di supporto </w:t>
+      </w:r>
+    </w:p>
+    <w:p>
+      <w:pPr>
+        <w:pStyle w:val="Subtitle"/>
+        <w:keepNext w:val="0"/>
+        <w:keepLines w:val="0"/>
+        <w:spacing w:before="480" w:lineRule="auto"/>
+        <w:rPr/>
+      </w:pPr>
+      <w:bookmarkStart w:colFirst="0" w:colLast="0" w:name="_heading=h.ixwoi7rdbd68" w:id="1"/>
+      <w:bookmarkEnd w:id="1"/>
+      <w:r>
+        <w:rPr>
+          <w:rtl w:val="0"/>
+        </w:rPr>
+        <w:t xml:space="preserve">"Meeting‑Minutes Synthesizer"</w:t>
       </w:r>
     </w:p>
     <w:p>
@@ -39,8 +56,8 @@
           <w:szCs w:val="26"/>
         </w:rPr>
       </w:pPr>
-      <w:bookmarkStart w:colFirst="0" w:colLast="0" w:name="_4tq6ym4kb2sf" w:id="1"/>
-      <w:bookmarkEnd w:id="1"/>
+      <w:bookmarkStart w:colFirst="0" w:colLast="0" w:name="_heading=h.4ef95deodft7" w:id="2"/>
+      <w:bookmarkEnd w:id="2"/>
       <w:r>
         <w:rPr>
           <w:b w:val="1"/>
@@ -73,8 +90,9 @@
           <w:ilvl w:val="0"/>
           <w:numId w:val="1"/>
         </w:numPr>
-        <w:spacing w:after="0" w:afterAutospacing="0" w:before="240" w:lineRule="auto"/>
+        <w:spacing w:after="0" w:before="240" w:lineRule="auto"/>
         <w:ind w:left="1320" w:right="600" w:hanging="360"/>
+        <w:rPr/>
       </w:pPr>
       <w:r>
         <w:rPr>
@@ -90,8 +108,9 @@
           <w:ilvl w:val="0"/>
           <w:numId w:val="1"/>
         </w:numPr>
-        <w:spacing w:after="0" w:afterAutospacing="0" w:before="0" w:beforeAutospacing="0" w:lineRule="auto"/>
+        <w:spacing w:after="0" w:before="0" w:lineRule="auto"/>
         <w:ind w:left="1320" w:right="600" w:hanging="360"/>
+        <w:rPr/>
       </w:pPr>
       <w:r>
         <w:rPr>
@@ -107,8 +126,9 @@
           <w:ilvl w:val="0"/>
           <w:numId w:val="1"/>
         </w:numPr>
-        <w:spacing w:after="0" w:afterAutospacing="0" w:before="0" w:beforeAutospacing="0" w:lineRule="auto"/>
+        <w:spacing w:after="0" w:before="0" w:lineRule="auto"/>
         <w:ind w:left="1320" w:right="600" w:hanging="360"/>
+        <w:rPr/>
       </w:pPr>
       <w:r>
         <w:rPr>
@@ -124,8 +144,9 @@
           <w:ilvl w:val="0"/>
           <w:numId w:val="1"/>
         </w:numPr>
-        <w:spacing w:after="240" w:before="0" w:beforeAutospacing="0" w:lineRule="auto"/>
+        <w:spacing w:after="240" w:before="0" w:lineRule="auto"/>
         <w:ind w:left="1320" w:right="600" w:hanging="360"/>
+        <w:rPr/>
       </w:pPr>
       <w:r>
         <w:rPr>
@@ -163,8 +184,8 @@
           <w:szCs w:val="26"/>
         </w:rPr>
       </w:pPr>
-      <w:bookmarkStart w:colFirst="0" w:colLast="0" w:name="_shpycoi2uw2f" w:id="2"/>
-      <w:bookmarkEnd w:id="2"/>
+      <w:bookmarkStart w:colFirst="0" w:colLast="0" w:name="_heading=h.jf6ilpqs2tqz" w:id="3"/>
+      <w:bookmarkEnd w:id="3"/>
       <w:r>
         <w:rPr>
           <w:b w:val="1"/>
@@ -208,8 +229,9 @@
           <w:ilvl w:val="0"/>
           <w:numId w:val="3"/>
         </w:numPr>
-        <w:spacing w:after="0" w:afterAutospacing="0" w:before="240" w:lineRule="auto"/>
+        <w:spacing w:after="0" w:before="240" w:lineRule="auto"/>
         <w:ind w:left="1320" w:right="600" w:hanging="360"/>
+        <w:rPr/>
       </w:pPr>
       <w:r>
         <w:rPr>
@@ -225,8 +247,9 @@
           <w:ilvl w:val="0"/>
           <w:numId w:val="3"/>
         </w:numPr>
-        <w:spacing w:after="0" w:afterAutospacing="0" w:before="0" w:beforeAutospacing="0" w:lineRule="auto"/>
+        <w:spacing w:after="0" w:before="0" w:lineRule="auto"/>
         <w:ind w:left="1320" w:right="600" w:hanging="360"/>
+        <w:rPr/>
       </w:pPr>
       <w:r>
         <w:rPr>
@@ -242,8 +265,9 @@
           <w:ilvl w:val="0"/>
           <w:numId w:val="3"/>
         </w:numPr>
-        <w:spacing w:after="0" w:afterAutospacing="0" w:before="0" w:beforeAutospacing="0" w:lineRule="auto"/>
+        <w:spacing w:after="0" w:before="0" w:lineRule="auto"/>
         <w:ind w:left="1320" w:right="600" w:hanging="360"/>
+        <w:rPr/>
       </w:pPr>
       <w:r>
         <w:rPr>
@@ -259,8 +283,9 @@
           <w:ilvl w:val="0"/>
           <w:numId w:val="3"/>
         </w:numPr>
-        <w:spacing w:after="240" w:before="0" w:beforeAutospacing="0" w:lineRule="auto"/>
+        <w:spacing w:after="240" w:before="0" w:lineRule="auto"/>
         <w:ind w:left="1320" w:right="600" w:hanging="360"/>
+        <w:rPr/>
       </w:pPr>
       <w:r>
         <w:rPr>
@@ -298,8 +323,8 @@
           <w:szCs w:val="26"/>
         </w:rPr>
       </w:pPr>
-      <w:bookmarkStart w:colFirst="0" w:colLast="0" w:name="_8gv9hbl12s5m" w:id="3"/>
-      <w:bookmarkEnd w:id="3"/>
+      <w:bookmarkStart w:colFirst="0" w:colLast="0" w:name="_heading=h.55hue4kzp7ih" w:id="4"/>
+      <w:bookmarkEnd w:id="4"/>
       <w:r>
         <w:rPr>
           <w:b w:val="1"/>
@@ -369,8 +394,8 @@
           <w:szCs w:val="26"/>
         </w:rPr>
       </w:pPr>
-      <w:bookmarkStart w:colFirst="0" w:colLast="0" w:name="_6yojamhukwz5" w:id="4"/>
-      <w:bookmarkEnd w:id="4"/>
+      <w:bookmarkStart w:colFirst="0" w:colLast="0" w:name="_heading=h.8ifs9icaec68" w:id="5"/>
+      <w:bookmarkEnd w:id="5"/>
       <w:r>
         <w:rPr>
           <w:b w:val="1"/>
@@ -414,8 +439,9 @@
           <w:ilvl w:val="0"/>
           <w:numId w:val="2"/>
         </w:numPr>
-        <w:spacing w:after="0" w:afterAutospacing="0" w:before="240" w:lineRule="auto"/>
+        <w:spacing w:after="0" w:before="240" w:lineRule="auto"/>
         <w:ind w:left="1320" w:right="600" w:hanging="360"/>
+        <w:rPr/>
       </w:pPr>
       <w:r>
         <w:rPr>
@@ -431,8 +457,9 @@
           <w:ilvl w:val="0"/>
           <w:numId w:val="2"/>
         </w:numPr>
-        <w:spacing w:after="0" w:afterAutospacing="0" w:before="0" w:beforeAutospacing="0" w:lineRule="auto"/>
+        <w:spacing w:after="0" w:before="0" w:lineRule="auto"/>
         <w:ind w:left="1320" w:right="600" w:hanging="360"/>
+        <w:rPr/>
       </w:pPr>
       <w:r>
         <w:rPr>
@@ -448,8 +475,9 @@
           <w:ilvl w:val="0"/>
           <w:numId w:val="2"/>
         </w:numPr>
-        <w:spacing w:after="240" w:before="0" w:beforeAutospacing="0" w:lineRule="auto"/>
+        <w:spacing w:after="240" w:before="0" w:lineRule="auto"/>
         <w:ind w:left="1320" w:right="600" w:hanging="360"/>
+        <w:rPr/>
       </w:pPr>
       <w:r>
         <w:rPr>
@@ -964,6 +992,20 @@
       <w:sz w:val="52"/>
       <w:szCs w:val="52"/>
     </w:rPr>
+  </w:style>
+  <w:style w:type="table" w:styleId="TableNormal" w:default="1">
+    <w:name w:val="TableNormal"/>
+    <w:tblPr>
+      <w:tblCellMar>
+        <w:top w:w="100.0" w:type="dxa"/>
+        <w:left w:w="100.0" w:type="dxa"/>
+        <w:bottom w:w="100.0" w:type="dxa"/>
+        <w:right w:w="100.0" w:type="dxa"/>
+      </w:tblCellMar>
+    </w:tblPr>
+  </w:style>
+  <w:style w:type="paragraph" w:styleId="Normal" w:default="1">
+    <w:name w:val="normal"/>
   </w:style>
   <w:style w:type="paragraph" w:styleId="Subtitle">
     <w:name w:val="Subtitle"/>
@@ -1304,4 +1346,19 @@
   </a:objectDefaults>
   <a:extraClrSchemeLst/>
 </a:theme>
+</file>
+
+<file path=customXML/item1.xml><?xml version="1.0" encoding="utf-8"?>
+<go:gDocsCustomXmlDataStorage xmlns:go="http://customooxmlschemas.google.com/" xmlns:r="http://schemas.openxmlformats.org/officeDocument/2006/relationships" uri="GoogleDocsCustomDataVersion2">
+  <go:docsCustomData xmlns:go="http://customooxmlschemas.google.com/" roundtripDataSignature="AMtx7mg1cfUUS6uFDHM0IiD6KyohRuR6pg==">CgMxLjAyDmguY3hsc3dmb2p1c3k4Mg5oLml4d29pN3JkYmQ2ODIOaC40ZWY5NWRlb2RmdDcyDmguamY2aWxwcXMydHF6Mg5oLjU1aHVlNGt6cDdpaDIOaC44aWZzOWljYWVjNjg4AHIhMV9xdzk4blY2eFYtUGMwZndRb3dlOHRGYVp4X3kwaHU5</go:docsCustomData>
+</go:gDocsCustomXmlDataStorage>
+</file>
+
+<file path=customXML/itemProps1.xml><?xml version="1.0" encoding="utf-8"?>
+<ds:datastoreItem xmlns:ds="http://schemas.openxmlformats.org/officeDocument/2006/customXml" ds:itemID="{11111111-1234-1234-1234-123412341234}">
+  <ds:schemaRefs>
+    <ds:schemaRef ds:uri="http://schemas.openxmlformats.org/officeDocument/2006/relationships"/>
+    <ds:schemaRef ds:uri="http://customooxmlschemas.google.com/"/>
+  </ds:schemaRefs>
+</ds:datastoreItem>
 </file>